--- a/tillsyn/A 27793-2026 tillsynsbegäran.docx
+++ b/tillsyn/A 27793-2026 tillsynsbegäran.docx
@@ -521,7 +521,7 @@
     <w:r>
       <w:tab/>
       <w:tab/>
-      <w:t>2026-09-26</w:t>
+      <w:t>2026-09-27</w:t>
       <w:br/>
       <w:br/>
     </w:r>

--- a/tillsyn/A 27793-2026 tillsynsbegäran.docx
+++ b/tillsyn/A 27793-2026 tillsynsbegäran.docx
@@ -521,7 +521,7 @@
     <w:r>
       <w:tab/>
       <w:tab/>
-      <w:t>2026-09-27</w:t>
+      <w:t>2026-09-28</w:t>
       <w:br/>
       <w:br/>
     </w:r>

--- a/tillsyn/A 27793-2026 tillsynsbegäran.docx
+++ b/tillsyn/A 27793-2026 tillsynsbegäran.docx
@@ -22,7 +22,7 @@
       <w:r>
         <w:drawing>
           <wp:inline xmlns:a="http://schemas.openxmlformats.org/drawingml/2006/main" xmlns:pic="http://schemas.openxmlformats.org/drawingml/2006/picture">
-            <wp:extent cx="5486400" cy="5501483"/>
+            <wp:extent cx="5486400" cy="5610834"/>
             <wp:docPr id="1" name="Picture 1"/>
             <wp:cNvGraphicFramePr>
               <a:graphicFrameLocks noChangeAspect="1"/>
@@ -43,7 +43,7 @@
                   <pic:spPr>
                     <a:xfrm>
                       <a:off x="0" y="0"/>
-                      <a:ext cx="5486400" cy="5501483"/>
+                      <a:ext cx="5486400" cy="5610834"/>
                     </a:xfrm>
                     <a:prstGeom prst="rect"/>
                   </pic:spPr>
@@ -60,12 +60,12 @@
         <w:spacing w:after="240"/>
       </w:pPr>
       <w:r>
-        <w:t>Figur 1. Fyndplatser för naturvårdsarter i avverkningsanmälan. Markörer utan svart kant är placerade på fyndplatsen. Markörer med svart kant är placerade vid sidan av fyndplatsen och har ett svart streck som visar fyndplatsens exakta position. Kartans mittpunktskoordinat är N 7187095, E 742141 i SWEREF 99 TM.</w:t>
+        <w:t>Figur 1. Fyndplatser för naturvårdsarter i och inom 1 meter från avverkningsanmälan. Markörer utan svart kant är placerade på fyndplatsen. Markörer med svart kant är placerade vid sidan av fyndplatsen och har ett svart streck som visar fyndplatsens exakta position. Kartans mittpunktskoordinat är N 7187095, E 742141 i SWEREF 99 TM.</w:t>
       </w:r>
     </w:p>
     <w:p>
       <w:r>
-        <w:t>I avverkningsanmälan finns fynd av 2 naturvårdsarter, varav 2 är rödlistade, 1 är fridlyst och 2 är typiska (T): garnlav (VU, T) och tretåig hackspett (NT, T, §4). Se Figur 1.</w:t>
+        <w:t>I och inom 1 meter från avverkningsanmälan finns fynd av 6 naturvårdsarter, varav 6 är rödlistade, 1 är fridlyst och 3 är typiska (T): garnlav (VU, T), lakritsmusseron (VU, T), skrovlig taggsvamp (VU), smalfotad taggsvamp (VU), svartvit taggsvamp (NT) och tretåig hackspett (NT, T, §4). Se Figur 1.</w:t>
       </w:r>
     </w:p>
     <w:p>
@@ -126,6 +126,59 @@
       </w:r>
       <w:r>
         <w:t xml:space="preserve"> (SLU Artdatabanken, 2026).</w:t>
+      </w:r>
+    </w:p>
+    <w:p>
+      <w:r>
+        <w:rPr>
+          <w:b/>
+        </w:rPr>
+        <w:t>Lakritsmusseron (VU)</w:t>
+      </w:r>
+      <w:r>
+        <w:t xml:space="preserve"> bildar mykorrhiza med tall, på torr, sandig, bergig och mager mark i äldre lavtallskog. Den är placerad högst upp i Skogsstyrelsens värdepyramid för bedömning av skog med höga naturvärden och är en mycket bra signalart som indikerar skyddsvärda sandskogar och hällmarksskogar med höga naturvärden. Arten bedöms ha minskat starkt och fortgår att minska, huvudsakligen p.g.a. slutavverkning av kontinuitetsskogar, främst tallhedar. Lakritsmusseron är globalt rödlistad som sårbar (VU) vilket innebär att Sverige har ett internationellt ansvar för arten. Lakritsmusseron är typisk art för </w:t>
+      </w:r>
+      <w:r>
+        <w:rPr>
+          <w:i/>
+        </w:rPr>
+        <w:t>9010 Taiga</w:t>
+      </w:r>
+      <w:r>
+        <w:t xml:space="preserve"> (SLU Artdatabanken, 2024; Nitare &amp; Skogsstyrelsen, 2019; IUCN, 2015).</w:t>
+      </w:r>
+    </w:p>
+    <w:p>
+      <w:r>
+        <w:rPr>
+          <w:b/>
+        </w:rPr>
+        <w:t xml:space="preserve">Skrovlig taggsvamp (VU) </w:t>
+      </w:r>
+      <w:r>
+        <w:t>bildar mykorrhiza med tall i äldre tallskog, framför allt på tallhed. Den växer huvudsakligen i äldre barrskog som hotas av slutavverkning. Genom att äldre barrskogar och naturskogar blir allt sällsyntare, missgynnas arten av skogsbruk. Arten ingår i ett åtgärdsprogram för hotade arter (ÅGP) och en långsiktig tillgång till svampens värdträd behöver säkras genom att växtplatserna undantas från avverkning. Skrovlig taggsvamp är globalt rödlistad som nära hotad (NT) vilket innebär att Sverige har ett internationellt ansvar för arten (IUCN, 2025; SLU Artdatabanken, 2026; Nitare, 2006).</w:t>
+      </w:r>
+    </w:p>
+    <w:p>
+      <w:r>
+        <w:rPr>
+          <w:b/>
+        </w:rPr>
+        <w:t>Smalfotad taggsvamp (VU)</w:t>
+      </w:r>
+      <w:r>
+        <w:t>, rödlistad som sårbar, växer på marken under lågor eller fallna stubbar i brandpräglad torr tallskog med lång kontinuitet. Arten är starkt associerad till kolad ved från tallar som sannolikt varit med om flera historiska skogsbränder. Detta är en process som kan ta många hundra år och det tar således mycket lång tid att återskapa lämpliga substrat. Smalfotad taggsvamp är placerad i toppen av Skogsstyrelsens värdepyramid för bedömning av skog med höga naturvärden samt globalt rödlistad som sårbar (VU) vilket innebär att Sverige har ett internationellt ansvar för arten (IUCN Redlist, 2024; Nitare &amp; Skogsstyrelsen, 2019; SLU Artdatabanken, 2024).</w:t>
+      </w:r>
+    </w:p>
+    <w:p>
+      <w:r>
+        <w:rPr>
+          <w:b/>
+        </w:rPr>
+        <w:t xml:space="preserve">Svartvit taggsvamp (NT) </w:t>
+      </w:r>
+      <w:r>
+        <w:t>bildar mykorrhiza med tall, troligen även med gran. Den växer huvudsakligen i äldre, naturligt uppkommen skog på torr eller frisk mark och förekommer såväl på tallhedar som i mossig barrblandskog. Flera olika former har påträffats vid DNA-undersökningar av europeiskt material och det är oklart hur många former som finns i värd land. Kalavverkning av äldre skog är ett reellt hot, liksom maskinell markberedning och minskad andel självföryngring. Lokaler som fortfarande håller svampen behöver säkerställas (SLU Artdatabanken, 2024; Nitare &amp; Skogsstyrelsen, 2019).</w:t>
       </w:r>
     </w:p>
     <w:p>
@@ -521,7 +574,7 @@
     <w:r>
       <w:tab/>
       <w:tab/>
-      <w:t>2026-09-28</w:t>
+      <w:t>2026-09-29</w:t>
       <w:br/>
       <w:br/>
     </w:r>

--- a/tillsyn/A 27793-2026 tillsynsbegäran.docx
+++ b/tillsyn/A 27793-2026 tillsynsbegäran.docx
@@ -22,7 +22,7 @@
       <w:r>
         <w:drawing>
           <wp:inline xmlns:a="http://schemas.openxmlformats.org/drawingml/2006/main" xmlns:pic="http://schemas.openxmlformats.org/drawingml/2006/picture">
-            <wp:extent cx="5486400" cy="5610834"/>
+            <wp:extent cx="5486400" cy="5618375"/>
             <wp:docPr id="1" name="Picture 1"/>
             <wp:cNvGraphicFramePr>
               <a:graphicFrameLocks noChangeAspect="1"/>
@@ -43,7 +43,7 @@
                   <pic:spPr>
                     <a:xfrm>
                       <a:off x="0" y="0"/>
-                      <a:ext cx="5486400" cy="5610834"/>
+                      <a:ext cx="5486400" cy="5618375"/>
                     </a:xfrm>
                     <a:prstGeom prst="rect"/>
                   </pic:spPr>
@@ -65,7 +65,7 @@
     </w:p>
     <w:p>
       <w:r>
-        <w:t>I och inom 1 meter från avverkningsanmälan finns fynd av 6 naturvårdsarter, varav 6 är rödlistade, 1 är fridlyst och 3 är typiska (T): garnlav (VU, T), lakritsmusseron (VU, T), skrovlig taggsvamp (VU), smalfotad taggsvamp (VU), svartvit taggsvamp (NT) och tretåig hackspett (NT, T, §4). Se Figur 1.</w:t>
+        <w:t>I och inom 1 meter från avverkningsanmälan finns fynd av 7 naturvårdsarter, varav 7 är rödlistade, 1 är fridlyst och 3 är typiska (T): garnlav (VU, T), lakritsmusseron (VU, T), skrovlig taggsvamp (VU), smalfotad taggsvamp (VU), svartvit taggsvamp (NT), tallfingersvamp (NT) och tretåig hackspett (NT, T, §4). Se Figur 1.</w:t>
       </w:r>
     </w:p>
     <w:p>
@@ -179,6 +179,17 @@
       </w:r>
       <w:r>
         <w:t>bildar mykorrhiza med tall, troligen även med gran. Den växer huvudsakligen i äldre, naturligt uppkommen skog på torr eller frisk mark och förekommer såväl på tallhedar som i mossig barrblandskog. Flera olika former har påträffats vid DNA-undersökningar av europeiskt material och det är oklart hur många former som finns i värd land. Kalavverkning av äldre skog är ett reellt hot, liksom maskinell markberedning och minskad andel självföryngring. Lokaler som fortfarande håller svampen behöver säkerställas (SLU Artdatabanken, 2024; Nitare &amp; Skogsstyrelsen, 2019).</w:t>
+      </w:r>
+    </w:p>
+    <w:p>
+      <w:r>
+        <w:rPr>
+          <w:b/>
+        </w:rPr>
+        <w:t xml:space="preserve">Tallfingersvamp (NT) </w:t>
+      </w:r>
+      <w:r>
+        <w:t>bildar mykorrhiza med tall och gran i äldre barrskog, framför allt sandtallskog men även i annan näringsfattig barrskog, huvudsakligen i äldre kontinuitetsskog. Den totala populationen i landet har minskat och bedöms fortsätta minska till följd av avverkning av barrskogar med trädkontinuitet. Minskningstakten för den svenska populationen bedöms vara nära gränsvärdet för Sårbar (VU). Slutavverkning, gödsling eller exploatering måste undvikas (SLU Artdatabanken, 2026).</w:t>
       </w:r>
     </w:p>
     <w:p>
@@ -574,7 +585,7 @@
     <w:r>
       <w:tab/>
       <w:tab/>
-      <w:t>2026-09-29</w:t>
+      <w:t>2026-09-30</w:t>
       <w:br/>
       <w:br/>
     </w:r>

--- a/tillsyn/A 27793-2026 tillsynsbegäran.docx
+++ b/tillsyn/A 27793-2026 tillsynsbegäran.docx
@@ -585,7 +585,7 @@
     <w:r>
       <w:tab/>
       <w:tab/>
-      <w:t>2026-09-30</w:t>
+      <w:t>2026-10-01</w:t>
       <w:br/>
       <w:br/>
     </w:r>

--- a/tillsyn/A 27793-2026 tillsynsbegäran.docx
+++ b/tillsyn/A 27793-2026 tillsynsbegäran.docx
@@ -22,7 +22,7 @@
       <w:r>
         <w:drawing>
           <wp:inline xmlns:a="http://schemas.openxmlformats.org/drawingml/2006/main" xmlns:pic="http://schemas.openxmlformats.org/drawingml/2006/picture">
-            <wp:extent cx="5486400" cy="5618375"/>
+            <wp:extent cx="5482831" cy="5724000"/>
             <wp:docPr id="1" name="Picture 1"/>
             <wp:cNvGraphicFramePr>
               <a:graphicFrameLocks noChangeAspect="1"/>
@@ -43,7 +43,7 @@
                   <pic:spPr>
                     <a:xfrm>
                       <a:off x="0" y="0"/>
-                      <a:ext cx="5486400" cy="5618375"/>
+                      <a:ext cx="5482831" cy="5724000"/>
                     </a:xfrm>
                     <a:prstGeom prst="rect"/>
                   </pic:spPr>
@@ -65,7 +65,7 @@
     </w:p>
     <w:p>
       <w:r>
-        <w:t>I och inom 1 meter från avverkningsanmälan finns fynd av 7 naturvårdsarter, varav 7 är rödlistade, 1 är fridlyst och 3 är typiska (T): garnlav (VU, T), lakritsmusseron (VU, T), skrovlig taggsvamp (VU), smalfotad taggsvamp (VU), svartvit taggsvamp (NT), tallfingersvamp (NT) och tretåig hackspett (NT, T, §4). Se Figur 1.</w:t>
+        <w:t>I och inom 1 meter från avverkningsanmälan finns fynd av 12 naturvårdsarter, varav 12 är rödlistade, 1 är fridlyst och 4 är typiska (T): garnlav (VU, T), lakritsmusseron (VU, T), skrovlig taggsvamp (VU), smalfotad taggsvamp (VU), torrmusseron (VU), blå taggsvamp (NT, T), nordtagging (NT), svartvit taggsvamp (NT), tallfingersvamp (NT), talltaggsvamp (NT), tretåig hackspett (NT, T, §4) och vaddporing (NT). Se Figur 1.</w:t>
       </w:r>
     </w:p>
     <w:p>
@@ -175,6 +175,48 @@
         <w:rPr>
           <w:b/>
         </w:rPr>
+        <w:t xml:space="preserve">Torrmusseron (VU) </w:t>
+      </w:r>
+      <w:r>
+        <w:t>bildar mykorrhiza med tall, huvudsakligen på sandig mark på magra äldre tallhedar med tunt fältskikt. Bara påträffad i äldre skog med naturskogskaraktär eller skogar som plock- eller dimensionsavverkats. Bedöms ha svårt att återetableras efter kalavverkning och slutavverkning, markberedning och gödsling bör ej förekomma på kända lokaler (SLU Artdatabanken, 2024).</w:t>
+      </w:r>
+    </w:p>
+    <w:p>
+      <w:r>
+        <w:rPr>
+          <w:b/>
+        </w:rPr>
+        <w:t xml:space="preserve">Blå taggsvamp (NT) </w:t>
+      </w:r>
+      <w:r>
+        <w:t xml:space="preserve">är en karaktärsart i såväl örtrika kalkbarrskogar som i torra sandtallskogar där det föreligger gammal skog med långvarig trädkontinuitet. Är sällsynt och mycket kravfull i södra och mellersta Sverige. Den hotas främst av skogsavverkning och tycks försvinna efter slutavverkning, markberedning och plantering. I kalkgranskogar verkar arten vara mycket känslig. Granskogar med arten bör formellt skydddas. Blå taggsvamp (NT) är typisk art för </w:t>
+      </w:r>
+      <w:r>
+        <w:rPr>
+          <w:i/>
+        </w:rPr>
+        <w:t>9010 Taiga</w:t>
+      </w:r>
+      <w:r>
+        <w:t xml:space="preserve"> (SLU Artdatabanken, 2024; Nitare &amp; Skogsstyrelsen, 2019).</w:t>
+      </w:r>
+    </w:p>
+    <w:p>
+      <w:r>
+        <w:rPr>
+          <w:b/>
+        </w:rPr>
+        <w:t>Nordtagging (NT)</w:t>
+      </w:r>
+      <w:r>
+        <w:t xml:space="preserve"> växer främst på tallågor av grövre dimensioner och påträffas huvudsakligen i äldre skog som inte kalavverkats. Nordtaggingen missgynnas av att områden med äldre tallskog har minskat starkt. Bekämpning av skogsbränder, samtidigt som skogsbruket omvandlar naturligt glesa tallbestånd till likartade och betydligt tätare bestånd, har missgynnat arten. Bristen på gamla tallågor utgör på sikt ett allvarligt hot och återskapandet av lämpliga biotoper tar mycket lång tid. Områden med olikåldriga bestånd av tall och med stort inslag av äldre träd bör undantas från skoglig produktion (SLU Artdatabanken, 2024).</w:t>
+      </w:r>
+    </w:p>
+    <w:p>
+      <w:r>
+        <w:rPr>
+          <w:b/>
+        </w:rPr>
         <w:t xml:space="preserve">Svartvit taggsvamp (NT) </w:t>
       </w:r>
       <w:r>
@@ -190,6 +232,17 @@
       </w:r>
       <w:r>
         <w:t>bildar mykorrhiza med tall och gran i äldre barrskog, framför allt sandtallskog men även i annan näringsfattig barrskog, huvudsakligen i äldre kontinuitetsskog. Den totala populationen i landet har minskat och bedöms fortsätta minska till följd av avverkning av barrskogar med trädkontinuitet. Minskningstakten för den svenska populationen bedöms vara nära gränsvärdet för Sårbar (VU). Slutavverkning, gödsling eller exploatering måste undvikas (SLU Artdatabanken, 2026).</w:t>
+      </w:r>
+    </w:p>
+    <w:p>
+      <w:r>
+        <w:rPr>
+          <w:b/>
+        </w:rPr>
+        <w:t xml:space="preserve">Talltaggsvamp (NT) </w:t>
+      </w:r>
+      <w:r>
+        <w:t>förekommer främst i tallnaturskogar eller tallskogar av kontinuitetsskogskaraktär där den bildar mykorrhiza med tall. Särskilt frekvent är den i sandtallskogar med inslag av gamla träd, t.ex. på grusåsar, stränder och sandhedar. Arten hotas främst av skogsavverkning och tycks försvinna efter slutavverkning, markberedning och plantering. Talltaggsvamp är globalt rödlistad som nära hotad (NT) vilket innebär att Sverige har ett internationellt ansvar för arten (IUCN, 2025; SLU Artdatabanken, 2024).</w:t>
       </w:r>
     </w:p>
     <w:p>
@@ -219,6 +272,17 @@
       </w:r>
       <w:r>
         <w:t xml:space="preserve"> (Skogsstyrelsen, 2016; SLU Artdatabanken, 2024).</w:t>
+      </w:r>
+    </w:p>
+    <w:p>
+      <w:r>
+        <w:rPr>
+          <w:b/>
+        </w:rPr>
+        <w:t xml:space="preserve">Vaddporing (NT) </w:t>
+      </w:r>
+      <w:r>
+        <w:t>är en brunrötande vednedbrytare som hittas på undersidan av liggande murken tallved i olika former. Substratet utgörs framför allt av den typ av hård, kådimpregnerad och ofta kolad tallved som skapas i brandpräglad skog. Vedtypen nybildas i mycket liten omfattning och det är sannolikt att arten upplever en utdöendeskuld. För att garantera artens fortlevnad bör man både säkra att artens växtplatser hålls intakta samt att långsiktigt säkerställa att ny ved tillkommer, allra helst i omedelbar anslutning till artens växtplatser. Skoglig gallring och annat uttag av virke innebär ett hot mot arten (SLU Artdatabanken, 2024).</w:t>
       </w:r>
     </w:p>
     <w:p>
@@ -585,7 +649,7 @@
     <w:r>
       <w:tab/>
       <w:tab/>
-      <w:t>2026-10-01</w:t>
+      <w:t>2026-10-02</w:t>
       <w:br/>
       <w:br/>
     </w:r>

--- a/tillsyn/A 27793-2026 tillsynsbegäran.docx
+++ b/tillsyn/A 27793-2026 tillsynsbegäran.docx
@@ -649,7 +649,7 @@
     <w:r>
       <w:tab/>
       <w:tab/>
-      <w:t>2026-10-02</w:t>
+      <w:t>2026-10-03</w:t>
       <w:br/>
       <w:br/>
     </w:r>

--- a/tillsyn/A 27793-2026 tillsynsbegäran.docx
+++ b/tillsyn/A 27793-2026 tillsynsbegäran.docx
@@ -649,7 +649,7 @@
     <w:r>
       <w:tab/>
       <w:tab/>
-      <w:t>2026-10-03</w:t>
+      <w:t>2026-10-04</w:t>
       <w:br/>
       <w:br/>
     </w:r>

--- a/tillsyn/A 27793-2026 tillsynsbegäran.docx
+++ b/tillsyn/A 27793-2026 tillsynsbegäran.docx
@@ -649,7 +649,7 @@
     <w:r>
       <w:tab/>
       <w:tab/>
-      <w:t>2026-10-04</w:t>
+      <w:t>2026-10-05</w:t>
       <w:br/>
       <w:br/>
     </w:r>

--- a/tillsyn/A 27793-2026 tillsynsbegäran.docx
+++ b/tillsyn/A 27793-2026 tillsynsbegäran.docx
@@ -649,7 +649,7 @@
     <w:r>
       <w:tab/>
       <w:tab/>
-      <w:t>2026-10-05</w:t>
+      <w:t>2026-10-06</w:t>
       <w:br/>
       <w:br/>
     </w:r>

--- a/tillsyn/A 27793-2026 tillsynsbegäran.docx
+++ b/tillsyn/A 27793-2026 tillsynsbegäran.docx
@@ -649,7 +649,7 @@
     <w:r>
       <w:tab/>
       <w:tab/>
-      <w:t>2026-10-06</w:t>
+      <w:t>2026-10-07</w:t>
       <w:br/>
       <w:br/>
     </w:r>

--- a/tillsyn/A 27793-2026 tillsynsbegäran.docx
+++ b/tillsyn/A 27793-2026 tillsynsbegäran.docx
@@ -649,7 +649,7 @@
     <w:r>
       <w:tab/>
       <w:tab/>
-      <w:t>2026-10-07</w:t>
+      <w:t>2026-10-08</w:t>
       <w:br/>
       <w:br/>
     </w:r>

--- a/tillsyn/A 27793-2026 tillsynsbegäran.docx
+++ b/tillsyn/A 27793-2026 tillsynsbegäran.docx
@@ -649,7 +649,7 @@
     <w:r>
       <w:tab/>
       <w:tab/>
-      <w:t>2026-10-08</w:t>
+      <w:t>2026-10-09</w:t>
       <w:br/>
       <w:br/>
     </w:r>

--- a/tillsyn/A 27793-2026 tillsynsbegäran.docx
+++ b/tillsyn/A 27793-2026 tillsynsbegäran.docx
@@ -649,7 +649,7 @@
     <w:r>
       <w:tab/>
       <w:tab/>
-      <w:t>2026-10-09</w:t>
+      <w:t>2026-10-10</w:t>
       <w:br/>
       <w:br/>
     </w:r>

--- a/tillsyn/A 27793-2026 tillsynsbegäran.docx
+++ b/tillsyn/A 27793-2026 tillsynsbegäran.docx
@@ -649,7 +649,7 @@
     <w:r>
       <w:tab/>
       <w:tab/>
-      <w:t>2026-10-10</w:t>
+      <w:t>2026-10-11</w:t>
       <w:br/>
       <w:br/>
     </w:r>

--- a/tillsyn/A 27793-2026 tillsynsbegäran.docx
+++ b/tillsyn/A 27793-2026 tillsynsbegäran.docx
@@ -649,7 +649,7 @@
     <w:r>
       <w:tab/>
       <w:tab/>
-      <w:t>2026-10-11</w:t>
+      <w:t>2026-10-12</w:t>
       <w:br/>
       <w:br/>
     </w:r>

--- a/tillsyn/A 27793-2026 tillsynsbegäran.docx
+++ b/tillsyn/A 27793-2026 tillsynsbegäran.docx
@@ -649,7 +649,7 @@
     <w:r>
       <w:tab/>
       <w:tab/>
-      <w:t>2026-10-12</w:t>
+      <w:t>2026-10-13</w:t>
       <w:br/>
       <w:br/>
     </w:r>

--- a/tillsyn/A 27793-2026 tillsynsbegäran.docx
+++ b/tillsyn/A 27793-2026 tillsynsbegäran.docx
@@ -649,7 +649,7 @@
     <w:r>
       <w:tab/>
       <w:tab/>
-      <w:t>2026-10-13</w:t>
+      <w:t>2026-10-14</w:t>
       <w:br/>
       <w:br/>
     </w:r>

--- a/tillsyn/A 27793-2026 tillsynsbegäran.docx
+++ b/tillsyn/A 27793-2026 tillsynsbegäran.docx
@@ -649,7 +649,7 @@
     <w:r>
       <w:tab/>
       <w:tab/>
-      <w:t>2026-10-14</w:t>
+      <w:t>2026-10-15</w:t>
       <w:br/>
       <w:br/>
     </w:r>

--- a/tillsyn/A 27793-2026 tillsynsbegäran.docx
+++ b/tillsyn/A 27793-2026 tillsynsbegäran.docx
@@ -649,7 +649,7 @@
     <w:r>
       <w:tab/>
       <w:tab/>
-      <w:t>2026-10-15</w:t>
+      <w:t>2026-10-16</w:t>
       <w:br/>
       <w:br/>
     </w:r>

--- a/tillsyn/A 27793-2026 tillsynsbegäran.docx
+++ b/tillsyn/A 27793-2026 tillsynsbegäran.docx
@@ -649,7 +649,7 @@
     <w:r>
       <w:tab/>
       <w:tab/>
-      <w:t>2026-10-16</w:t>
+      <w:t>2026-10-17</w:t>
       <w:br/>
       <w:br/>
     </w:r>

--- a/tillsyn/A 27793-2026 tillsynsbegäran.docx
+++ b/tillsyn/A 27793-2026 tillsynsbegäran.docx
@@ -649,7 +649,7 @@
     <w:r>
       <w:tab/>
       <w:tab/>
-      <w:t>2026-10-17</w:t>
+      <w:t>2026-10-18</w:t>
       <w:br/>
       <w:br/>
     </w:r>

--- a/tillsyn/A 27793-2026 tillsynsbegäran.docx
+++ b/tillsyn/A 27793-2026 tillsynsbegäran.docx
@@ -649,7 +649,7 @@
     <w:r>
       <w:tab/>
       <w:tab/>
-      <w:t>2026-10-18</w:t>
+      <w:t>2026-10-19</w:t>
       <w:br/>
       <w:br/>
     </w:r>

--- a/tillsyn/A 27793-2026 tillsynsbegäran.docx
+++ b/tillsyn/A 27793-2026 tillsynsbegäran.docx
@@ -649,7 +649,7 @@
     <w:r>
       <w:tab/>
       <w:tab/>
-      <w:t>2026-10-19</w:t>
+      <w:t>2026-10-20</w:t>
       <w:br/>
       <w:br/>
     </w:r>

--- a/tillsyn/A 27793-2026 tillsynsbegäran.docx
+++ b/tillsyn/A 27793-2026 tillsynsbegäran.docx
@@ -649,7 +649,7 @@
     <w:r>
       <w:tab/>
       <w:tab/>
-      <w:t>2026-10-20</w:t>
+      <w:t>2026-10-21</w:t>
       <w:br/>
       <w:br/>
     </w:r>

--- a/tillsyn/A 27793-2026 tillsynsbegäran.docx
+++ b/tillsyn/A 27793-2026 tillsynsbegäran.docx
@@ -649,7 +649,7 @@
     <w:r>
       <w:tab/>
       <w:tab/>
-      <w:t>2026-10-21</w:t>
+      <w:t>2026-10-22</w:t>
       <w:br/>
       <w:br/>
     </w:r>

--- a/tillsyn/A 27793-2026 tillsynsbegäran.docx
+++ b/tillsyn/A 27793-2026 tillsynsbegäran.docx
@@ -649,7 +649,7 @@
     <w:r>
       <w:tab/>
       <w:tab/>
-      <w:t>2026-10-22</w:t>
+      <w:t>2026-10-23</w:t>
       <w:br/>
       <w:br/>
     </w:r>

--- a/tillsyn/A 27793-2026 tillsynsbegäran.docx
+++ b/tillsyn/A 27793-2026 tillsynsbegäran.docx
@@ -649,7 +649,7 @@
     <w:r>
       <w:tab/>
       <w:tab/>
-      <w:t>2026-10-23</w:t>
+      <w:t>2026-10-24</w:t>
       <w:br/>
       <w:br/>
     </w:r>

--- a/tillsyn/A 27793-2026 tillsynsbegäran.docx
+++ b/tillsyn/A 27793-2026 tillsynsbegäran.docx
@@ -649,7 +649,7 @@
     <w:r>
       <w:tab/>
       <w:tab/>
-      <w:t>2026-10-24</w:t>
+      <w:t>2026-10-25</w:t>
       <w:br/>
       <w:br/>
     </w:r>

--- a/tillsyn/A 27793-2026 tillsynsbegäran.docx
+++ b/tillsyn/A 27793-2026 tillsynsbegäran.docx
@@ -649,7 +649,7 @@
     <w:r>
       <w:tab/>
       <w:tab/>
-      <w:t>2026-10-25</w:t>
+      <w:t>2026-10-26</w:t>
       <w:br/>
       <w:br/>
     </w:r>

--- a/tillsyn/A 27793-2026 tillsynsbegäran.docx
+++ b/tillsyn/A 27793-2026 tillsynsbegäran.docx
@@ -649,7 +649,7 @@
     <w:r>
       <w:tab/>
       <w:tab/>
-      <w:t>2026-10-26</w:t>
+      <w:t>2026-10-27</w:t>
       <w:br/>
       <w:br/>
     </w:r>

--- a/tillsyn/A 27793-2026 tillsynsbegäran.docx
+++ b/tillsyn/A 27793-2026 tillsynsbegäran.docx
@@ -649,7 +649,7 @@
     <w:r>
       <w:tab/>
       <w:tab/>
-      <w:t>2026-10-27</w:t>
+      <w:t>2026-10-28</w:t>
       <w:br/>
       <w:br/>
     </w:r>

--- a/tillsyn/A 27793-2026 tillsynsbegäran.docx
+++ b/tillsyn/A 27793-2026 tillsynsbegäran.docx
@@ -649,7 +649,7 @@
     <w:r>
       <w:tab/>
       <w:tab/>
-      <w:t>2026-10-28</w:t>
+      <w:t>2026-10-29</w:t>
       <w:br/>
       <w:br/>
     </w:r>

--- a/tillsyn/A 27793-2026 tillsynsbegäran.docx
+++ b/tillsyn/A 27793-2026 tillsynsbegäran.docx
@@ -649,7 +649,7 @@
     <w:r>
       <w:tab/>
       <w:tab/>
-      <w:t>2026-10-29</w:t>
+      <w:t>2026-10-31</w:t>
       <w:br/>
       <w:br/>
     </w:r>
